--- a/lessons/10-1-flagship/homework.docx
+++ b/lessons/10-1-flagship/homework.docx
@@ -106,7 +106,55 @@
     </w:p>
     <w:p>
       <w:pPr>
-        <w:spacing w:after="60"/>
+        <w:keepNext/>
+        <w:spacing w:after="20" w:before="80"/>
+        <w:jc w:val="center"/>
+      </w:pPr>
+      <w:r>
+        <w:drawing>
+          <wp:inline distT="0" distB="0" distL="0" distR="0">
+            <wp:extent cx="1047750" cy="790575"/>
+            <wp:effectExtent t="0" r="0" b="0" l="0"/>
+            <wp:docPr id="1" name="" descr="" title=""/>
+            <wp:cNvGraphicFramePr>
+              <a:graphicFrameLocks xmlns:a="http://schemas.openxmlformats.org/drawingml/2006/main" noChangeAspect="1"/>
+            </wp:cNvGraphicFramePr>
+            <a:graphic xmlns:a="http://schemas.openxmlformats.org/drawingml/2006/main">
+              <a:graphicData uri="http://schemas.openxmlformats.org/drawingml/2006/picture">
+                <pic:pic xmlns:pic="http://schemas.openxmlformats.org/drawingml/2006/picture">
+                  <pic:nvPicPr>
+                    <pic:cNvPr id="0" name="" descr=""/>
+                    <pic:cNvPicPr>
+                      <a:picLocks noChangeAspect="1" noChangeArrowheads="1"/>
+                    </pic:cNvPicPr>
+                  </pic:nvPicPr>
+                  <pic:blipFill>
+                    <a:blip r:embed="rId7" cstate="none"/>
+                    <a:srcRect/>
+                    <a:stretch>
+                      <a:fillRect/>
+                    </a:stretch>
+                  </pic:blipFill>
+                  <pic:spPr bwMode="auto">
+                    <a:xfrm>
+                      <a:off x="0" y="0"/>
+                      <a:ext cx="1047750" cy="790575"/>
+                    </a:xfrm>
+                    <a:prstGeom prst="rect">
+                      <a:avLst/>
+                    </a:prstGeom>
+                  </pic:spPr>
+                </pic:pic>
+              </a:graphicData>
+            </a:graphic>
+          </wp:inline>
+        </w:drawing>
+      </w:r>
+    </w:p>
+    <w:p>
+      <w:pPr>
+        <w:keepNext/>
+        <w:spacing w:after="120"/>
       </w:pPr>
       <w:r>
         <w:rPr>
@@ -116,12 +164,60 @@
         <w:t xml:space="preserve">Volume (Volumen)</w:t>
       </w:r>
       <w:r>
-        <w:t xml:space="preserve"> — The amount of space inside a three-dimensional figure, measured in cubic units</w:t>
-      </w:r>
-    </w:p>
-    <w:p>
-      <w:pPr>
-        <w:spacing w:after="60"/>
+        <w:t xml:space="preserve"> — How much space is inside a solid shape.</w:t>
+      </w:r>
+    </w:p>
+    <w:p>
+      <w:pPr>
+        <w:keepNext/>
+        <w:spacing w:after="20" w:before="80"/>
+        <w:jc w:val="center"/>
+      </w:pPr>
+      <w:r>
+        <w:drawing>
+          <wp:inline distT="0" distB="0" distL="0" distR="0">
+            <wp:extent cx="1047750" cy="790575"/>
+            <wp:effectExtent t="0" r="0" b="0" l="0"/>
+            <wp:docPr id="1" name="" descr="" title=""/>
+            <wp:cNvGraphicFramePr>
+              <a:graphicFrameLocks xmlns:a="http://schemas.openxmlformats.org/drawingml/2006/main" noChangeAspect="1"/>
+            </wp:cNvGraphicFramePr>
+            <a:graphic xmlns:a="http://schemas.openxmlformats.org/drawingml/2006/main">
+              <a:graphicData uri="http://schemas.openxmlformats.org/drawingml/2006/picture">
+                <pic:pic xmlns:pic="http://schemas.openxmlformats.org/drawingml/2006/picture">
+                  <pic:nvPicPr>
+                    <pic:cNvPr id="0" name="" descr=""/>
+                    <pic:cNvPicPr>
+                      <a:picLocks noChangeAspect="1" noChangeArrowheads="1"/>
+                    </pic:cNvPicPr>
+                  </pic:nvPicPr>
+                  <pic:blipFill>
+                    <a:blip r:embed="rId8" cstate="none"/>
+                    <a:srcRect/>
+                    <a:stretch>
+                      <a:fillRect/>
+                    </a:stretch>
+                  </pic:blipFill>
+                  <pic:spPr bwMode="auto">
+                    <a:xfrm>
+                      <a:off x="0" y="0"/>
+                      <a:ext cx="1047750" cy="790575"/>
+                    </a:xfrm>
+                    <a:prstGeom prst="rect">
+                      <a:avLst/>
+                    </a:prstGeom>
+                  </pic:spPr>
+                </pic:pic>
+              </a:graphicData>
+            </a:graphic>
+          </wp:inline>
+        </w:drawing>
+      </w:r>
+    </w:p>
+    <w:p>
+      <w:pPr>
+        <w:keepNext/>
+        <w:spacing w:after="120"/>
       </w:pPr>
       <w:r>
         <w:rPr>
@@ -131,12 +227,60 @@
         <w:t xml:space="preserve">Rectangular prism (Prisma rectangular)</w:t>
       </w:r>
       <w:r>
-        <w:t xml:space="preserve"> — A 3D shape with six rectangular faces</w:t>
-      </w:r>
-    </w:p>
-    <w:p>
-      <w:pPr>
-        <w:spacing w:after="60"/>
+        <w:t xml:space="preserve"> — A solid box shape with six flat rectangle sides.</w:t>
+      </w:r>
+    </w:p>
+    <w:p>
+      <w:pPr>
+        <w:keepNext/>
+        <w:spacing w:after="20" w:before="80"/>
+        <w:jc w:val="center"/>
+      </w:pPr>
+      <w:r>
+        <w:drawing>
+          <wp:inline distT="0" distB="0" distL="0" distR="0">
+            <wp:extent cx="1047750" cy="790575"/>
+            <wp:effectExtent t="0" r="0" b="0" l="0"/>
+            <wp:docPr id="1" name="" descr="" title=""/>
+            <wp:cNvGraphicFramePr>
+              <a:graphicFrameLocks xmlns:a="http://schemas.openxmlformats.org/drawingml/2006/main" noChangeAspect="1"/>
+            </wp:cNvGraphicFramePr>
+            <a:graphic xmlns:a="http://schemas.openxmlformats.org/drawingml/2006/main">
+              <a:graphicData uri="http://schemas.openxmlformats.org/drawingml/2006/picture">
+                <pic:pic xmlns:pic="http://schemas.openxmlformats.org/drawingml/2006/picture">
+                  <pic:nvPicPr>
+                    <pic:cNvPr id="0" name="" descr=""/>
+                    <pic:cNvPicPr>
+                      <a:picLocks noChangeAspect="1" noChangeArrowheads="1"/>
+                    </pic:cNvPicPr>
+                  </pic:nvPicPr>
+                  <pic:blipFill>
+                    <a:blip r:embed="rId7" cstate="none"/>
+                    <a:srcRect/>
+                    <a:stretch>
+                      <a:fillRect/>
+                    </a:stretch>
+                  </pic:blipFill>
+                  <pic:spPr bwMode="auto">
+                    <a:xfrm>
+                      <a:off x="0" y="0"/>
+                      <a:ext cx="1047750" cy="790575"/>
+                    </a:xfrm>
+                    <a:prstGeom prst="rect">
+                      <a:avLst/>
+                    </a:prstGeom>
+                  </pic:spPr>
+                </pic:pic>
+              </a:graphicData>
+            </a:graphic>
+          </wp:inline>
+        </w:drawing>
+      </w:r>
+    </w:p>
+    <w:p>
+      <w:pPr>
+        <w:keepNext/>
+        <w:spacing w:after="120"/>
       </w:pPr>
       <w:r>
         <w:rPr>
@@ -146,12 +290,60 @@
         <w:t xml:space="preserve">Cubic units (Unidades cúbicas)</w:t>
       </w:r>
       <w:r>
-        <w:t xml:space="preserve"> — Units used to measure volume (cubic inches, cubic feet, etc.)</w:t>
-      </w:r>
-    </w:p>
-    <w:p>
-      <w:pPr>
-        <w:spacing w:after="60"/>
+        <w:t xml:space="preserve"> — The units used to measure space inside, like cubic inches.</w:t>
+      </w:r>
+    </w:p>
+    <w:p>
+      <w:pPr>
+        <w:keepNext/>
+        <w:spacing w:after="20" w:before="80"/>
+        <w:jc w:val="center"/>
+      </w:pPr>
+      <w:r>
+        <w:drawing>
+          <wp:inline distT="0" distB="0" distL="0" distR="0">
+            <wp:extent cx="1047750" cy="790575"/>
+            <wp:effectExtent t="0" r="0" b="0" l="0"/>
+            <wp:docPr id="1" name="" descr="" title=""/>
+            <wp:cNvGraphicFramePr>
+              <a:graphicFrameLocks xmlns:a="http://schemas.openxmlformats.org/drawingml/2006/main" noChangeAspect="1"/>
+            </wp:cNvGraphicFramePr>
+            <a:graphic xmlns:a="http://schemas.openxmlformats.org/drawingml/2006/main">
+              <a:graphicData uri="http://schemas.openxmlformats.org/drawingml/2006/picture">
+                <pic:pic xmlns:pic="http://schemas.openxmlformats.org/drawingml/2006/picture">
+                  <pic:nvPicPr>
+                    <pic:cNvPr id="0" name="" descr=""/>
+                    <pic:cNvPicPr>
+                      <a:picLocks noChangeAspect="1" noChangeArrowheads="1"/>
+                    </pic:cNvPicPr>
+                  </pic:nvPicPr>
+                  <pic:blipFill>
+                    <a:blip r:embed="rId9" cstate="none"/>
+                    <a:srcRect/>
+                    <a:stretch>
+                      <a:fillRect/>
+                    </a:stretch>
+                  </pic:blipFill>
+                  <pic:spPr bwMode="auto">
+                    <a:xfrm>
+                      <a:off x="0" y="0"/>
+                      <a:ext cx="1047750" cy="790575"/>
+                    </a:xfrm>
+                    <a:prstGeom prst="rect">
+                      <a:avLst/>
+                    </a:prstGeom>
+                  </pic:spPr>
+                </pic:pic>
+              </a:graphicData>
+            </a:graphic>
+          </wp:inline>
+        </w:drawing>
+      </w:r>
+    </w:p>
+    <w:p>
+      <w:pPr>
+        <w:keepNext/>
+        <w:spacing w:after="120"/>
       </w:pPr>
       <w:r>
         <w:rPr>
@@ -161,12 +353,60 @@
         <w:t xml:space="preserve">Length, width, height (Largo, ancho, altura)</w:t>
       </w:r>
       <w:r>
-        <w:t xml:space="preserve"> — The three dimensions of a rectangular prism used to calculate volume</w:t>
-      </w:r>
-    </w:p>
-    <w:p>
-      <w:pPr>
-        <w:spacing w:after="60"/>
+        <w:t xml:space="preserve"> — How long, how wide, and how tall a box is.</w:t>
+      </w:r>
+    </w:p>
+    <w:p>
+      <w:pPr>
+        <w:keepNext/>
+        <w:spacing w:after="20" w:before="80"/>
+        <w:jc w:val="center"/>
+      </w:pPr>
+      <w:r>
+        <w:drawing>
+          <wp:inline distT="0" distB="0" distL="0" distR="0">
+            <wp:extent cx="1047750" cy="790575"/>
+            <wp:effectExtent t="0" r="0" b="0" l="0"/>
+            <wp:docPr id="1" name="" descr="" title=""/>
+            <wp:cNvGraphicFramePr>
+              <a:graphicFrameLocks xmlns:a="http://schemas.openxmlformats.org/drawingml/2006/main" noChangeAspect="1"/>
+            </wp:cNvGraphicFramePr>
+            <a:graphic xmlns:a="http://schemas.openxmlformats.org/drawingml/2006/main">
+              <a:graphicData uri="http://schemas.openxmlformats.org/drawingml/2006/picture">
+                <pic:pic xmlns:pic="http://schemas.openxmlformats.org/drawingml/2006/picture">
+                  <pic:nvPicPr>
+                    <pic:cNvPr id="0" name="" descr=""/>
+                    <pic:cNvPicPr>
+                      <a:picLocks noChangeAspect="1" noChangeArrowheads="1"/>
+                    </pic:cNvPicPr>
+                  </pic:nvPicPr>
+                  <pic:blipFill>
+                    <a:blip r:embed="rId10" cstate="none"/>
+                    <a:srcRect/>
+                    <a:stretch>
+                      <a:fillRect/>
+                    </a:stretch>
+                  </pic:blipFill>
+                  <pic:spPr bwMode="auto">
+                    <a:xfrm>
+                      <a:off x="0" y="0"/>
+                      <a:ext cx="1047750" cy="790575"/>
+                    </a:xfrm>
+                    <a:prstGeom prst="rect">
+                      <a:avLst/>
+                    </a:prstGeom>
+                  </pic:spPr>
+                </pic:pic>
+              </a:graphicData>
+            </a:graphic>
+          </wp:inline>
+        </w:drawing>
+      </w:r>
+    </w:p>
+    <w:p>
+      <w:pPr>
+        <w:keepNext/>
+        <w:spacing w:after="120"/>
       </w:pPr>
       <w:r>
         <w:rPr>
@@ -176,12 +416,60 @@
         <w:t xml:space="preserve">Net (Plantilla (desarrollo plano))</w:t>
       </w:r>
       <w:r>
-        <w:t xml:space="preserve"> — A 2D pattern that folds into a 3D solid</w:t>
-      </w:r>
-    </w:p>
-    <w:p>
-      <w:pPr>
-        <w:spacing w:after="60"/>
+        <w:t xml:space="preserve"> — A flat shape that folds up into a solid.</w:t>
+      </w:r>
+    </w:p>
+    <w:p>
+      <w:pPr>
+        <w:keepNext/>
+        <w:spacing w:after="20" w:before="80"/>
+        <w:jc w:val="center"/>
+      </w:pPr>
+      <w:r>
+        <w:drawing>
+          <wp:inline distT="0" distB="0" distL="0" distR="0">
+            <wp:extent cx="1047750" cy="790575"/>
+            <wp:effectExtent t="0" r="0" b="0" l="0"/>
+            <wp:docPr id="1" name="" descr="" title=""/>
+            <wp:cNvGraphicFramePr>
+              <a:graphicFrameLocks xmlns:a="http://schemas.openxmlformats.org/drawingml/2006/main" noChangeAspect="1"/>
+            </wp:cNvGraphicFramePr>
+            <a:graphic xmlns:a="http://schemas.openxmlformats.org/drawingml/2006/main">
+              <a:graphicData uri="http://schemas.openxmlformats.org/drawingml/2006/picture">
+                <pic:pic xmlns:pic="http://schemas.openxmlformats.org/drawingml/2006/picture">
+                  <pic:nvPicPr>
+                    <pic:cNvPr id="0" name="" descr=""/>
+                    <pic:cNvPicPr>
+                      <a:picLocks noChangeAspect="1" noChangeArrowheads="1"/>
+                    </pic:cNvPicPr>
+                  </pic:nvPicPr>
+                  <pic:blipFill>
+                    <a:blip r:embed="rId8" cstate="none"/>
+                    <a:srcRect/>
+                    <a:stretch>
+                      <a:fillRect/>
+                    </a:stretch>
+                  </pic:blipFill>
+                  <pic:spPr bwMode="auto">
+                    <a:xfrm>
+                      <a:off x="0" y="0"/>
+                      <a:ext cx="1047750" cy="790575"/>
+                    </a:xfrm>
+                    <a:prstGeom prst="rect">
+                      <a:avLst/>
+                    </a:prstGeom>
+                  </pic:spPr>
+                </pic:pic>
+              </a:graphicData>
+            </a:graphic>
+          </wp:inline>
+        </w:drawing>
+      </w:r>
+    </w:p>
+    <w:p>
+      <w:pPr>
+        <w:keepNext/>
+        <w:spacing w:after="120"/>
       </w:pPr>
       <w:r>
         <w:rPr>
@@ -191,7 +479,7 @@
         <w:t xml:space="preserve">Edge (Arista)</w:t>
       </w:r>
       <w:r>
-        <w:t xml:space="preserve"> — A line segment where two faces of a solid meet</w:t>
+        <w:t xml:space="preserve"> — The line where two flat sides of a solid meet.</w:t>
       </w:r>
     </w:p>
     <w:p>

--- a/lessons/10-1-flagship/homework.docx
+++ b/lessons/10-1-flagship/homework.docx
@@ -24,7 +24,7 @@
           <w:i/>
           <w:iCs/>
         </w:rPr>
-        <w:t xml:space="preserve">Lesson 10-1-flagship  •  Standard 6.G.2</w:t>
+        <w:t xml:space="preserve">Lesson 10-1-flagship  •  Standard 6.GR.2</w:t>
       </w:r>
     </w:p>
     <w:p>
@@ -255,69 +255,6 @@
                     </pic:cNvPicPr>
                   </pic:nvPicPr>
                   <pic:blipFill>
-                    <a:blip r:embed="rId7" cstate="none"/>
-                    <a:srcRect/>
-                    <a:stretch>
-                      <a:fillRect/>
-                    </a:stretch>
-                  </pic:blipFill>
-                  <pic:spPr bwMode="auto">
-                    <a:xfrm>
-                      <a:off x="0" y="0"/>
-                      <a:ext cx="1047750" cy="790575"/>
-                    </a:xfrm>
-                    <a:prstGeom prst="rect">
-                      <a:avLst/>
-                    </a:prstGeom>
-                  </pic:spPr>
-                </pic:pic>
-              </a:graphicData>
-            </a:graphic>
-          </wp:inline>
-        </w:drawing>
-      </w:r>
-    </w:p>
-    <w:p>
-      <w:pPr>
-        <w:keepNext/>
-        <w:spacing w:after="120"/>
-      </w:pPr>
-      <w:r>
-        <w:rPr>
-          <w:b/>
-          <w:bCs/>
-        </w:rPr>
-        <w:t xml:space="preserve">Cubic units (Unidades cúbicas)</w:t>
-      </w:r>
-      <w:r>
-        <w:t xml:space="preserve"> — The units used to measure space inside, like cubic inches.</w:t>
-      </w:r>
-    </w:p>
-    <w:p>
-      <w:pPr>
-        <w:keepNext/>
-        <w:spacing w:after="20" w:before="80"/>
-        <w:jc w:val="center"/>
-      </w:pPr>
-      <w:r>
-        <w:drawing>
-          <wp:inline distT="0" distB="0" distL="0" distR="0">
-            <wp:extent cx="1047750" cy="790575"/>
-            <wp:effectExtent t="0" r="0" b="0" l="0"/>
-            <wp:docPr id="1" name="" descr="" title=""/>
-            <wp:cNvGraphicFramePr>
-              <a:graphicFrameLocks xmlns:a="http://schemas.openxmlformats.org/drawingml/2006/main" noChangeAspect="1"/>
-            </wp:cNvGraphicFramePr>
-            <a:graphic xmlns:a="http://schemas.openxmlformats.org/drawingml/2006/main">
-              <a:graphicData uri="http://schemas.openxmlformats.org/drawingml/2006/picture">
-                <pic:pic xmlns:pic="http://schemas.openxmlformats.org/drawingml/2006/picture">
-                  <pic:nvPicPr>
-                    <pic:cNvPr id="0" name="" descr=""/>
-                    <pic:cNvPicPr>
-                      <a:picLocks noChangeAspect="1" noChangeArrowheads="1"/>
-                    </pic:cNvPicPr>
-                  </pic:nvPicPr>
-                  <pic:blipFill>
                     <a:blip r:embed="rId9" cstate="none"/>
                     <a:srcRect/>
                     <a:stretch>
@@ -350,10 +287,10 @@
           <w:b/>
           <w:bCs/>
         </w:rPr>
-        <w:t xml:space="preserve">Length, width, height (Largo, ancho, altura)</w:t>
-      </w:r>
-      <w:r>
-        <w:t xml:space="preserve"> — How long, how wide, and how tall a box is.</w:t>
+        <w:t xml:space="preserve">Cubic units (Unidades cúbicas)</w:t>
+      </w:r>
+      <w:r>
+        <w:t xml:space="preserve"> — The units used to measure space inside, like cubic inches.</w:t>
       </w:r>
     </w:p>
     <w:p>
@@ -413,10 +350,10 @@
           <w:b/>
           <w:bCs/>
         </w:rPr>
-        <w:t xml:space="preserve">Net (Plantilla (desarrollo plano))</w:t>
-      </w:r>
-      <w:r>
-        <w:t xml:space="preserve"> — A flat shape that folds up into a solid.</w:t>
+        <w:t xml:space="preserve">Length, width, height (Largo, ancho, altura)</w:t>
+      </w:r>
+      <w:r>
+        <w:t xml:space="preserve"> — How long, how wide, and how tall a box is.</w:t>
       </w:r>
     </w:p>
     <w:p>
@@ -444,7 +381,70 @@
                     </pic:cNvPicPr>
                   </pic:nvPicPr>
                   <pic:blipFill>
-                    <a:blip r:embed="rId8" cstate="none"/>
+                    <a:blip r:embed="rId11" cstate="none"/>
+                    <a:srcRect/>
+                    <a:stretch>
+                      <a:fillRect/>
+                    </a:stretch>
+                  </pic:blipFill>
+                  <pic:spPr bwMode="auto">
+                    <a:xfrm>
+                      <a:off x="0" y="0"/>
+                      <a:ext cx="1047750" cy="790575"/>
+                    </a:xfrm>
+                    <a:prstGeom prst="rect">
+                      <a:avLst/>
+                    </a:prstGeom>
+                  </pic:spPr>
+                </pic:pic>
+              </a:graphicData>
+            </a:graphic>
+          </wp:inline>
+        </w:drawing>
+      </w:r>
+    </w:p>
+    <w:p>
+      <w:pPr>
+        <w:keepNext/>
+        <w:spacing w:after="120"/>
+      </w:pPr>
+      <w:r>
+        <w:rPr>
+          <w:b/>
+          <w:bCs/>
+        </w:rPr>
+        <w:t xml:space="preserve">Net (Plantilla (desarrollo plano))</w:t>
+      </w:r>
+      <w:r>
+        <w:t xml:space="preserve"> — A flat shape that folds up into a solid.</w:t>
+      </w:r>
+    </w:p>
+    <w:p>
+      <w:pPr>
+        <w:keepNext/>
+        <w:spacing w:after="20" w:before="80"/>
+        <w:jc w:val="center"/>
+      </w:pPr>
+      <w:r>
+        <w:drawing>
+          <wp:inline distT="0" distB="0" distL="0" distR="0">
+            <wp:extent cx="1047750" cy="790575"/>
+            <wp:effectExtent t="0" r="0" b="0" l="0"/>
+            <wp:docPr id="1" name="" descr="" title=""/>
+            <wp:cNvGraphicFramePr>
+              <a:graphicFrameLocks xmlns:a="http://schemas.openxmlformats.org/drawingml/2006/main" noChangeAspect="1"/>
+            </wp:cNvGraphicFramePr>
+            <a:graphic xmlns:a="http://schemas.openxmlformats.org/drawingml/2006/main">
+              <a:graphicData uri="http://schemas.openxmlformats.org/drawingml/2006/picture">
+                <pic:pic xmlns:pic="http://schemas.openxmlformats.org/drawingml/2006/picture">
+                  <pic:nvPicPr>
+                    <pic:cNvPr id="0" name="" descr=""/>
+                    <pic:cNvPicPr>
+                      <a:picLocks noChangeAspect="1" noChangeArrowheads="1"/>
+                    </pic:cNvPicPr>
+                  </pic:nvPicPr>
+                  <pic:blipFill>
+                    <a:blip r:embed="rId12" cstate="none"/>
                     <a:srcRect/>
                     <a:stretch>
                       <a:fillRect/>
@@ -1070,6 +1070,463 @@
       </w:r>
     </w:p>
     <w:p>
+      <w:pPr>
+        <w:spacing w:after="80" w:before="0"/>
+      </w:pPr>
+      <w:r>
+        <w:rPr>
+          <w:b/>
+          <w:bCs/>
+        </w:rPr>
+        <w:t xml:space="preserve">6. onLevel — Spot the Common Mistake</w:t>
+      </w:r>
+    </w:p>
+    <w:p>
+      <w:pPr>
+        <w:spacing w:after="40" w:before="0"/>
+      </w:pPr>
+      <w:r>
+        <w:t xml:space="preserve">   Step 1 (Read): A student is working on Volume with Whole Number Edges.</w:t>
+      </w:r>
+    </w:p>
+    <w:p>
+      <w:pPr>
+        <w:spacing w:after="40" w:before="0"/>
+      </w:pPr>
+      <w:r>
+        <w:t xml:space="preserve">   Step 2 (Attempt): They ignored the rule: To find the volume of a box, multiply all three edges: V = length × width × height.</w:t>
+      </w:r>
+    </w:p>
+    <w:p>
+      <w:pPr>
+        <w:spacing w:after="40" w:before="0"/>
+      </w:pPr>
+      <w:r>
+        <w:t xml:space="preserve">   Step 3 (Check): The answer does not match the math rule from class.</w:t>
+      </w:r>
+    </w:p>
+    <w:p>
+      <w:pPr>
+        <w:spacing w:after="60" w:before="0"/>
+      </w:pPr>
+      <w:r>
+        <w:rPr>
+          <w:i/>
+          <w:iCs/>
+        </w:rPr>
+        <w:t xml:space="preserve">Which step has the mistake? Explain and fix it:</w:t>
+      </w:r>
+    </w:p>
+    <w:p>
+      <w:pPr>
+        <w:spacing w:after="60" w:before="120"/>
+      </w:pPr>
+      <w:r>
+        <w:rPr>
+          <w:color w:val="BBBBBB"/>
+        </w:rPr>
+        <w:t xml:space="preserve">______________________________________________________________________</w:t>
+      </w:r>
+    </w:p>
+    <w:p>
+      <w:pPr>
+        <w:spacing w:after="60" w:before="120"/>
+      </w:pPr>
+      <w:r>
+        <w:rPr>
+          <w:color w:val="BBBBBB"/>
+        </w:rPr>
+        <w:t xml:space="preserve">______________________________________________________________________</w:t>
+      </w:r>
+    </w:p>
+    <w:p>
+      <w:pPr>
+        <w:spacing w:after="60" w:before="120"/>
+      </w:pPr>
+      <w:r>
+        <w:rPr>
+          <w:color w:val="BBBBBB"/>
+        </w:rPr>
+        <w:t xml:space="preserve">______________________________________________________________________</w:t>
+      </w:r>
+    </w:p>
+    <w:p>
+      <w:pPr>
+        <w:spacing w:after="80" w:before="0"/>
+      </w:pPr>
+      <w:r>
+        <w:rPr>
+          <w:b/>
+          <w:bCs/>
+        </w:rPr>
+        <w:t xml:space="preserve">7. Blueprint 1: A time capsule box measures 4 in long, 3 in wide, and 2 in tall. How many unit cubes does it hold?</w:t>
+      </w:r>
+    </w:p>
+    <w:p>
+      <w:pPr>
+        <w:spacing w:after="40" w:before="0"/>
+      </w:pPr>
+      <w:r>
+        <w:t xml:space="preserve">     A. 24 cubic inches</w:t>
+      </w:r>
+    </w:p>
+    <w:p>
+      <w:pPr>
+        <w:spacing w:after="40" w:before="0"/>
+      </w:pPr>
+      <w:r>
+        <w:t xml:space="preserve">     B. 9 cubic inches</w:t>
+      </w:r>
+    </w:p>
+    <w:p>
+      <w:pPr>
+        <w:spacing w:after="40" w:before="0"/>
+      </w:pPr>
+      <w:r>
+        <w:t xml:space="preserve">     C. 14 cubic inches</w:t>
+      </w:r>
+    </w:p>
+    <w:p>
+      <w:pPr>
+        <w:spacing w:after="40" w:before="0"/>
+      </w:pPr>
+      <w:r>
+        <w:t xml:space="preserve">     D. 24 square inches</w:t>
+      </w:r>
+    </w:p>
+    <w:p>
+      <w:pPr>
+        <w:spacing w:after="60" w:before="120"/>
+      </w:pPr>
+      <w:r>
+        <w:rPr>
+          <w:color w:val="BBBBBB"/>
+        </w:rPr>
+        <w:t xml:space="preserve">______________________________________________________________________</w:t>
+      </w:r>
+    </w:p>
+    <w:p>
+      <w:pPr>
+        <w:spacing w:after="80" w:before="0"/>
+      </w:pPr>
+      <w:r>
+        <w:rPr>
+          <w:b/>
+          <w:bCs/>
+        </w:rPr>
+        <w:t xml:space="preserve">8. Blueprint 2: A capsule must hold exactly 72 cubic inches. Its length is 6 in and its width is 4 in. What height does the engineer need?</w:t>
+      </w:r>
+    </w:p>
+    <w:p>
+      <w:pPr>
+        <w:spacing w:after="40" w:before="0"/>
+      </w:pPr>
+      <w:r>
+        <w:t xml:space="preserve">     A. 3 in</w:t>
+      </w:r>
+    </w:p>
+    <w:p>
+      <w:pPr>
+        <w:spacing w:after="40" w:before="0"/>
+      </w:pPr>
+      <w:r>
+        <w:t xml:space="preserve">     B. 12 in</w:t>
+      </w:r>
+    </w:p>
+    <w:p>
+      <w:pPr>
+        <w:spacing w:after="40" w:before="0"/>
+      </w:pPr>
+      <w:r>
+        <w:t xml:space="preserve">     C. 62 in</w:t>
+      </w:r>
+    </w:p>
+    <w:p>
+      <w:pPr>
+        <w:spacing w:after="40" w:before="0"/>
+      </w:pPr>
+      <w:r>
+        <w:t xml:space="preserve">     D. 9 in</w:t>
+      </w:r>
+    </w:p>
+    <w:p>
+      <w:pPr>
+        <w:spacing w:after="60" w:before="120"/>
+      </w:pPr>
+      <w:r>
+        <w:rPr>
+          <w:color w:val="BBBBBB"/>
+        </w:rPr>
+        <w:t xml:space="preserve">______________________________________________________________________</w:t>
+      </w:r>
+    </w:p>
+    <w:p>
+      <w:pPr>
+        <w:spacing w:after="80" w:before="0"/>
+      </w:pPr>
+      <w:r>
+        <w:rPr>
+          <w:b/>
+          <w:bCs/>
+        </w:rPr>
+        <w:t xml:space="preserve">9. Sort each time capsule box by whether it holds MORE or LESS than the 24-cubic-inch standard capsule. Multiply l × w × h first.</w:t>
+      </w:r>
+    </w:p>
+    <w:p>
+      <w:pPr>
+        <w:spacing w:after="80" w:before="0"/>
+      </w:pPr>
+      <w:r>
+        <w:rPr>
+          <w:i/>
+          <w:iCs/>
+        </w:rPr>
+        <w:t xml:space="preserve">Groups: Holds MORE than 24 in³   |   Holds LESS than 24 in³</w:t>
+      </w:r>
+    </w:p>
+    <w:p>
+      <w:pPr>
+        <w:spacing w:after="40" w:before="0"/>
+      </w:pPr>
+      <w:r>
+        <w:t xml:space="preserve">   • 4 × 3 × 3 = 36 in³   → __________________</w:t>
+      </w:r>
+    </w:p>
+    <w:p>
+      <w:pPr>
+        <w:spacing w:after="40" w:before="0"/>
+      </w:pPr>
+      <w:r>
+        <w:t xml:space="preserve">   • 5 × 4 × 2 = 40 in³   → __________________</w:t>
+      </w:r>
+    </w:p>
+    <w:p>
+      <w:pPr>
+        <w:spacing w:after="40" w:before="0"/>
+      </w:pPr>
+      <w:r>
+        <w:t xml:space="preserve">   • 6 × 5 × 1 = 30 in³   → __________________</w:t>
+      </w:r>
+    </w:p>
+    <w:p>
+      <w:pPr>
+        <w:spacing w:after="40" w:before="0"/>
+      </w:pPr>
+      <w:r>
+        <w:t xml:space="preserve">   • 2 × 3 × 3 = 18 in³   → __________________</w:t>
+      </w:r>
+    </w:p>
+    <w:p>
+      <w:pPr>
+        <w:spacing w:after="40" w:before="0"/>
+      </w:pPr>
+      <w:r>
+        <w:t xml:space="preserve">   • 4 × 2 × 2 = 16 in³   → __________________</w:t>
+      </w:r>
+    </w:p>
+    <w:p>
+      <w:pPr>
+        <w:spacing w:after="40" w:before="0"/>
+      </w:pPr>
+      <w:r>
+        <w:t xml:space="preserve">   • 5 × 2 × 2 = 20 in³   → __________________</w:t>
+      </w:r>
+    </w:p>
+    <w:p>
+      <w:pPr>
+        <w:spacing w:after="60" w:before="120"/>
+      </w:pPr>
+      <w:r>
+        <w:rPr>
+          <w:color w:val="BBBBBB"/>
+        </w:rPr>
+        <w:t xml:space="preserve">______________________________________________________________________</w:t>
+      </w:r>
+    </w:p>
+    <w:p>
+      <w:pPr>
+        <w:spacing w:after="80" w:before="0"/>
+      </w:pPr>
+      <w:r>
+        <w:rPr>
+          <w:b/>
+          <w:bCs/>
+        </w:rPr>
+        <w:t xml:space="preserve">10. Match each set of time capsule dimensions to its correct volume. Use V = l × w × h.</w:t>
+      </w:r>
+    </w:p>
+    <w:tbl>
+      <w:tblPr>
+        <w:tblW w:type="pct" w:w="100%"/>
+        <w:tblBorders>
+          <w:top w:val="single" w:color="auto" w:sz="4"/>
+          <w:left w:val="single" w:color="auto" w:sz="4"/>
+          <w:bottom w:val="single" w:color="auto" w:sz="4"/>
+          <w:right w:val="single" w:color="auto" w:sz="4"/>
+          <w:insideH w:val="single" w:color="auto" w:sz="4"/>
+          <w:insideV w:val="single" w:color="auto" w:sz="4"/>
+        </w:tblBorders>
+      </w:tblPr>
+      <w:tblGrid>
+        <w:gridCol w:w="100"/>
+        <w:gridCol w:w="100"/>
+      </w:tblGrid>
+      <w:tr>
+        <w:trPr>
+          <w:tblHeader/>
+        </w:trPr>
+        <w:tc>
+          <w:tcPr>
+            <w:tcW w:type="pct" w:w="50%"/>
+          </w:tcPr>
+          <w:p>
+            <w:r>
+              <w:rPr>
+                <w:b/>
+                <w:bCs/>
+              </w:rPr>
+              <w:t xml:space="preserve">Item</w:t>
+            </w:r>
+          </w:p>
+        </w:tc>
+        <w:tc>
+          <w:tcPr>
+            <w:tcW w:type="pct" w:w="50%"/>
+          </w:tcPr>
+          <w:p>
+            <w:r>
+              <w:rPr>
+                <w:b/>
+                <w:bCs/>
+              </w:rPr>
+              <w:t xml:space="preserve">Answer choices</w:t>
+            </w:r>
+          </w:p>
+        </w:tc>
+      </w:tr>
+      <w:tr>
+        <w:tc>
+          <w:tcPr>
+            <w:tcW w:type="pct" w:w="50%"/>
+          </w:tcPr>
+          <w:p>
+            <w:r>
+              <w:t xml:space="preserve">____  3 × 3 × 3</w:t>
+            </w:r>
+          </w:p>
+        </w:tc>
+        <w:tc>
+          <w:tcPr>
+            <w:tcW w:type="pct" w:w="50%"/>
+          </w:tcPr>
+          <w:p>
+            <w:r>
+              <w:t xml:space="preserve">E. 80 in³</w:t>
+            </w:r>
+          </w:p>
+        </w:tc>
+      </w:tr>
+      <w:tr>
+        <w:tc>
+          <w:tcPr>
+            <w:tcW w:type="pct" w:w="50%"/>
+          </w:tcPr>
+          <w:p>
+            <w:r>
+              <w:t xml:space="preserve">____  5 × 2 × 4</w:t>
+            </w:r>
+          </w:p>
+        </w:tc>
+        <w:tc>
+          <w:tcPr>
+            <w:tcW w:type="pct" w:w="50%"/>
+          </w:tcPr>
+          <w:p>
+            <w:r>
+              <w:t xml:space="preserve">D. 42 in³</w:t>
+            </w:r>
+          </w:p>
+        </w:tc>
+      </w:tr>
+      <w:tr>
+        <w:tc>
+          <w:tcPr>
+            <w:tcW w:type="pct" w:w="50%"/>
+          </w:tcPr>
+          <w:p>
+            <w:r>
+              <w:t xml:space="preserve">____  6 × 4 × 2</w:t>
+            </w:r>
+          </w:p>
+        </w:tc>
+        <w:tc>
+          <w:tcPr>
+            <w:tcW w:type="pct" w:w="50%"/>
+          </w:tcPr>
+          <w:p>
+            <w:r>
+              <w:t xml:space="preserve">C. 48 in³</w:t>
+            </w:r>
+          </w:p>
+        </w:tc>
+      </w:tr>
+      <w:tr>
+        <w:tc>
+          <w:tcPr>
+            <w:tcW w:type="pct" w:w="50%"/>
+          </w:tcPr>
+          <w:p>
+            <w:r>
+              <w:t xml:space="preserve">____  7 × 3 × 2</w:t>
+            </w:r>
+          </w:p>
+        </w:tc>
+        <w:tc>
+          <w:tcPr>
+            <w:tcW w:type="pct" w:w="50%"/>
+          </w:tcPr>
+          <w:p>
+            <w:r>
+              <w:t xml:space="preserve">B. 40 in³</w:t>
+            </w:r>
+          </w:p>
+        </w:tc>
+      </w:tr>
+      <w:tr>
+        <w:tc>
+          <w:tcPr>
+            <w:tcW w:type="pct" w:w="50%"/>
+          </w:tcPr>
+          <w:p>
+            <w:r>
+              <w:t xml:space="preserve">____  8 × 5 × 2</w:t>
+            </w:r>
+          </w:p>
+        </w:tc>
+        <w:tc>
+          <w:tcPr>
+            <w:tcW w:type="pct" w:w="50%"/>
+          </w:tcPr>
+          <w:p>
+            <w:r>
+              <w:t xml:space="preserve">A. 27 in³</w:t>
+            </w:r>
+          </w:p>
+        </w:tc>
+      </w:tr>
+    </w:tbl>
+    <w:p>
+      <w:pPr>
+        <w:spacing w:after="60" w:before="120"/>
+      </w:pPr>
+      <w:r>
+        <w:rPr>
+          <w:color w:val="BBBBBB"/>
+        </w:rPr>
+        <w:t xml:space="preserve">______________________________________________________________________</w:t>
+      </w:r>
+    </w:p>
+    <w:p>
       <w:r>
         <w:br w:type="page"/>
       </w:r>
@@ -1101,10 +1558,22 @@
     </w:p>
     <w:p>
       <w:pPr>
+        <w:spacing w:after="20" w:before="0"/>
+      </w:pPr>
+      <w:r>
+        <w:t xml:space="preserve">     V = l × w × h = 7 × 3 × 4 = 84 cubic inches.</w:t>
+      </w:r>
+    </w:p>
+    <w:p>
+      <w:pPr>
         <w:spacing w:after="80" w:before="0"/>
       </w:pPr>
       <w:r>
-        <w:t xml:space="preserve">     V = l × w × h = 7 × 3 × 4 = 84 cubic inches.</w:t>
+        <w:rPr>
+          <w:i/>
+          <w:iCs/>
+        </w:rPr>
+        <w:t xml:space="preserve">     Watch for: A common mistake in Volume with Whole Number Edges is skipping the key idea: "To find the volume of a box, multiply all three edges: V = length × width × height." — always check your work against this rule before you submit.</w:t>
       </w:r>
     </w:p>
     <w:p>
@@ -1121,10 +1590,22 @@
     </w:p>
     <w:p>
       <w:pPr>
+        <w:spacing w:after="20" w:before="0"/>
+      </w:pPr>
+      <w:r>
+        <w:t xml:space="preserve">     V = l × w × h → 120 = 10 × 4 × h → 120 = 40h → h = 3 cm.</w:t>
+      </w:r>
+    </w:p>
+    <w:p>
+      <w:pPr>
         <w:spacing w:after="80" w:before="0"/>
       </w:pPr>
       <w:r>
-        <w:t xml:space="preserve">     V = l × w × h → 120 = 10 × 4 × h → 120 = 40h → h = 3 cm.</w:t>
+        <w:rPr>
+          <w:i/>
+          <w:iCs/>
+        </w:rPr>
+        <w:t xml:space="preserve">     Watch for: A common mistake in Volume with Whole Number Edges is skipping the key idea: "To find the volume of a box, multiply all three edges: V = length × width × height." — always check your work against this rule before you submit.</w:t>
       </w:r>
     </w:p>
     <w:p>
@@ -1185,10 +1666,22 @@
     </w:p>
     <w:p>
       <w:pPr>
+        <w:spacing w:after="20" w:before="0"/>
+      </w:pPr>
+      <w:r>
+        <w:t xml:space="preserve">     Bin A: 8 × 6 × 5 = 240 in³. Bin B: 9 × 4 × 7 = 252 in³. Bin B holds 12 in³ more.</w:t>
+      </w:r>
+    </w:p>
+    <w:p>
+      <w:pPr>
         <w:spacing w:after="80" w:before="0"/>
       </w:pPr>
       <w:r>
-        <w:t xml:space="preserve">     Bin A: 8 × 6 × 5 = 240 in³. Bin B: 9 × 4 × 7 = 252 in³. Bin B holds 12 in³ more.</w:t>
+        <w:rPr>
+          <w:i/>
+          <w:iCs/>
+        </w:rPr>
+        <w:t xml:space="preserve">     Watch for: A common mistake in Volume with Whole Number Edges is skipping the key idea: "To find the volume of a box, multiply all three edges: V = length × width × height." — always check your work against this rule before you submit.</w:t>
       </w:r>
     </w:p>
     <w:p>
@@ -1241,6 +1734,226 @@
       </w:pPr>
       <w:r>
         <w:t xml:space="preserve">     undefined → undefined</w:t>
+      </w:r>
+    </w:p>
+    <w:p>
+      <w:pPr>
+        <w:spacing w:after="40" w:before="0"/>
+      </w:pPr>
+      <w:r>
+        <w:t xml:space="preserve"/>
+      </w:r>
+    </w:p>
+    <w:p>
+      <w:pPr>
+        <w:spacing w:after="40" w:before="0"/>
+      </w:pPr>
+      <w:r>
+        <w:rPr>
+          <w:b/>
+          <w:bCs/>
+        </w:rPr>
+        <w:t xml:space="preserve">6. onLevel — Spot the Common Mistake</w:t>
+      </w:r>
+    </w:p>
+    <w:p>
+      <w:pPr>
+        <w:spacing w:after="20" w:before="0"/>
+      </w:pPr>
+      <w:r>
+        <w:t xml:space="preserve">     The mistake is in Step 2.</w:t>
+      </w:r>
+    </w:p>
+    <w:p>
+      <w:pPr>
+        <w:spacing w:after="20" w:before="0"/>
+      </w:pPr>
+      <w:r>
+        <w:t xml:space="preserve">     Correct work: Follow the key idea: To find the volume of a box, multiply all three edges: V = length × width × height.</w:t>
+      </w:r>
+    </w:p>
+    <w:p>
+      <w:pPr>
+        <w:spacing w:after="40" w:before="0"/>
+      </w:pPr>
+      <w:r>
+        <w:rPr>
+          <w:b/>
+          <w:bCs/>
+        </w:rPr>
+        <w:t xml:space="preserve">7. A. 24 cubic inches</w:t>
+      </w:r>
+    </w:p>
+    <w:p>
+      <w:pPr>
+        <w:spacing w:after="20" w:before="0"/>
+      </w:pPr>
+      <w:r>
+        <w:t xml:space="preserve">     V = l × w × h = 4 × 3 × 2 = 24 cubic inches. The box fills 2 layers of 12 cubes each (4 × 3 = 12, then × 2 = 24).</w:t>
+      </w:r>
+    </w:p>
+    <w:p>
+      <w:pPr>
+        <w:spacing w:after="80" w:before="0"/>
+      </w:pPr>
+      <w:r>
+        <w:rPr>
+          <w:i/>
+          <w:iCs/>
+        </w:rPr>
+        <w:t xml:space="preserve">     Watch for: A common mistake in Volume with Whole Number Edges is skipping the key idea: "To find the volume of a box, multiply all three edges: V = length × width × height." — always check your work against this rule before you submit.</w:t>
+      </w:r>
+    </w:p>
+    <w:p>
+      <w:pPr>
+        <w:spacing w:after="40" w:before="0"/>
+      </w:pPr>
+      <w:r>
+        <w:rPr>
+          <w:b/>
+          <w:bCs/>
+        </w:rPr>
+        <w:t xml:space="preserve">8. A. 3 in</w:t>
+      </w:r>
+    </w:p>
+    <w:p>
+      <w:pPr>
+        <w:spacing w:after="20" w:before="0"/>
+      </w:pPr>
+      <w:r>
+        <w:t xml:space="preserve">     V = l × w × h → 72 = 6 × 4 × h → 72 = 24 × h → h = 72 ÷ 24 = 3 in.</w:t>
+      </w:r>
+    </w:p>
+    <w:p>
+      <w:pPr>
+        <w:spacing w:after="80" w:before="0"/>
+      </w:pPr>
+      <w:r>
+        <w:rPr>
+          <w:i/>
+          <w:iCs/>
+        </w:rPr>
+        <w:t xml:space="preserve">     Watch for: A common mistake in Volume with Whole Number Edges is skipping the key idea: "To find the volume of a box, multiply all three edges: V = length × width × height." — always check your work against this rule before you submit.</w:t>
+      </w:r>
+    </w:p>
+    <w:p>
+      <w:pPr>
+        <w:spacing w:after="40" w:before="0"/>
+      </w:pPr>
+      <w:r>
+        <w:rPr>
+          <w:b/>
+          <w:bCs/>
+        </w:rPr>
+        <w:t xml:space="preserve">9. Correct groups:</w:t>
+      </w:r>
+    </w:p>
+    <w:p>
+      <w:pPr>
+        <w:spacing w:after="20" w:before="0"/>
+      </w:pPr>
+      <w:r>
+        <w:t xml:space="preserve">     4 × 3 × 3 = 36 in³ → Holds MORE than 24 in³</w:t>
+      </w:r>
+    </w:p>
+    <w:p>
+      <w:pPr>
+        <w:spacing w:after="20" w:before="0"/>
+      </w:pPr>
+      <w:r>
+        <w:t xml:space="preserve">     5 × 4 × 2 = 40 in³ → Holds MORE than 24 in³</w:t>
+      </w:r>
+    </w:p>
+    <w:p>
+      <w:pPr>
+        <w:spacing w:after="20" w:before="0"/>
+      </w:pPr>
+      <w:r>
+        <w:t xml:space="preserve">     6 × 5 × 1 = 30 in³ → Holds MORE than 24 in³</w:t>
+      </w:r>
+    </w:p>
+    <w:p>
+      <w:pPr>
+        <w:spacing w:after="20" w:before="0"/>
+      </w:pPr>
+      <w:r>
+        <w:t xml:space="preserve">     2 × 3 × 3 = 18 in³ → Holds LESS than 24 in³</w:t>
+      </w:r>
+    </w:p>
+    <w:p>
+      <w:pPr>
+        <w:spacing w:after="20" w:before="0"/>
+      </w:pPr>
+      <w:r>
+        <w:t xml:space="preserve">     4 × 2 × 2 = 16 in³ → Holds LESS than 24 in³</w:t>
+      </w:r>
+    </w:p>
+    <w:p>
+      <w:pPr>
+        <w:spacing w:after="20" w:before="0"/>
+      </w:pPr>
+      <w:r>
+        <w:t xml:space="preserve">     5 × 2 × 2 = 20 in³ → Holds LESS than 24 in³</w:t>
+      </w:r>
+    </w:p>
+    <w:p>
+      <w:pPr>
+        <w:spacing w:after="40" w:before="0"/>
+      </w:pPr>
+      <w:r>
+        <w:t xml:space="preserve"/>
+      </w:r>
+    </w:p>
+    <w:p>
+      <w:pPr>
+        <w:spacing w:after="40" w:before="0"/>
+      </w:pPr>
+      <w:r>
+        <w:rPr>
+          <w:b/>
+          <w:bCs/>
+        </w:rPr>
+        <w:t xml:space="preserve">10. Matches:</w:t>
+      </w:r>
+    </w:p>
+    <w:p>
+      <w:pPr>
+        <w:spacing w:after="20" w:before="0"/>
+      </w:pPr>
+      <w:r>
+        <w:t xml:space="preserve">     3 × 3 × 3 → 27 in³</w:t>
+      </w:r>
+    </w:p>
+    <w:p>
+      <w:pPr>
+        <w:spacing w:after="20" w:before="0"/>
+      </w:pPr>
+      <w:r>
+        <w:t xml:space="preserve">     5 × 2 × 4 → 40 in³</w:t>
+      </w:r>
+    </w:p>
+    <w:p>
+      <w:pPr>
+        <w:spacing w:after="20" w:before="0"/>
+      </w:pPr>
+      <w:r>
+        <w:t xml:space="preserve">     6 × 4 × 2 → 48 in³</w:t>
+      </w:r>
+    </w:p>
+    <w:p>
+      <w:pPr>
+        <w:spacing w:after="20" w:before="0"/>
+      </w:pPr>
+      <w:r>
+        <w:t xml:space="preserve">     7 × 3 × 2 → 42 in³</w:t>
+      </w:r>
+    </w:p>
+    <w:p>
+      <w:pPr>
+        <w:spacing w:after="20" w:before="0"/>
+      </w:pPr>
+      <w:r>
+        <w:t xml:space="preserve">     8 × 5 × 2 → 80 in³</w:t>
       </w:r>
     </w:p>
     <w:p>

--- a/lessons/10-1-flagship/homework.docx
+++ b/lessons/10-1-flagship/homework.docx
@@ -1078,31 +1078,39 @@
           <w:b/>
           <w:bCs/>
         </w:rPr>
-        <w:t xml:space="preserve">6. onLevel — Spot the Common Mistake</w:t>
-      </w:r>
-    </w:p>
-    <w:p>
-      <w:pPr>
-        <w:spacing w:after="40" w:before="0"/>
-      </w:pPr>
-      <w:r>
-        <w:t xml:space="preserve">   Step 1 (Read): A student is working on Volume with Whole Number Edges.</w:t>
-      </w:r>
-    </w:p>
-    <w:p>
-      <w:pPr>
-        <w:spacing w:after="40" w:before="0"/>
-      </w:pPr>
-      <w:r>
-        <w:t xml:space="preserve">   Step 2 (Attempt): They ignored the rule: To find the volume of a box, multiply all three edges: V = length × width × height.</w:t>
-      </w:r>
-    </w:p>
-    <w:p>
-      <w:pPr>
-        <w:spacing w:after="40" w:before="0"/>
-      </w:pPr>
-      <w:r>
-        <w:t xml:space="preserve">   Step 3 (Check): The answer does not match the math rule from class.</w:t>
+        <w:t xml:space="preserve">6. Spot the Mistake: Wrong Units</w:t>
+      </w:r>
+    </w:p>
+    <w:p>
+      <w:pPr>
+        <w:spacing w:after="40" w:before="0"/>
+      </w:pPr>
+      <w:r>
+        <w:t xml:space="preserve">   Step 1 (Dimensions): A storage bin is 7 in long, 5 in wide, and 6 in tall.</w:t>
+      </w:r>
+    </w:p>
+    <w:p>
+      <w:pPr>
+        <w:spacing w:after="40" w:before="0"/>
+      </w:pPr>
+      <w:r>
+        <w:t xml:space="preserve">   Step 2 (Formula): V = l × w × h</w:t>
+      </w:r>
+    </w:p>
+    <w:p>
+      <w:pPr>
+        <w:spacing w:after="40" w:before="0"/>
+      </w:pPr>
+      <w:r>
+        <w:t xml:space="preserve">   Step 3 (Substitute and solve): V = 7 × 5 × 6 = 210</w:t>
+      </w:r>
+    </w:p>
+    <w:p>
+      <w:pPr>
+        <w:spacing w:after="40" w:before="0"/>
+      </w:pPr>
+      <w:r>
+        <w:t xml:space="preserve">   Step 4 (Answer): Volume = 210 in²</w:t>
       </w:r>
     </w:p>
     <w:p>
@@ -1573,7 +1581,7 @@
           <w:i/>
           <w:iCs/>
         </w:rPr>
-        <w:t xml:space="preserve">     Watch for: A common mistake in Volume with Whole Number Edges is skipping the key idea: "To find the volume of a box, multiply all three edges: V = length × width × height." — always check your work against this rule before you submit.</w:t>
+        <w:t xml:space="preserve">     Watch for: The most common mistake in Volume with Whole Number Edges is adding the three edges instead of multiplying them — writing 6 + 4 + 3 = 13 instead of 6 × 4 × 3 = 72. Volume counts the unit cubes that pack a 3D space, so all three edges must be multiplied, not added, and the answer must be labeled in cubic units (like in³), not square units or a bare number.</w:t>
       </w:r>
     </w:p>
     <w:p>
@@ -1605,7 +1613,7 @@
           <w:i/>
           <w:iCs/>
         </w:rPr>
-        <w:t xml:space="preserve">     Watch for: A common mistake in Volume with Whole Number Edges is skipping the key idea: "To find the volume of a box, multiply all three edges: V = length × width × height." — always check your work against this rule before you submit.</w:t>
+        <w:t xml:space="preserve">     Watch for: The most common mistake in Volume with Whole Number Edges is adding the three edges instead of multiplying them — writing 6 + 4 + 3 = 13 instead of 6 × 4 × 3 = 72. Volume counts the unit cubes that pack a 3D space, so all three edges must be multiplied, not added, and the answer must be labeled in cubic units (like in³), not square units or a bare number.</w:t>
       </w:r>
     </w:p>
     <w:p>
@@ -1681,7 +1689,7 @@
           <w:i/>
           <w:iCs/>
         </w:rPr>
-        <w:t xml:space="preserve">     Watch for: A common mistake in Volume with Whole Number Edges is skipping the key idea: "To find the volume of a box, multiply all three edges: V = length × width × height." — always check your work against this rule before you submit.</w:t>
+        <w:t xml:space="preserve">     Watch for: The most common mistake in Volume with Whole Number Edges is adding the three edges instead of multiplying them — writing 6 + 4 + 3 = 13 instead of 6 × 4 × 3 = 72. Volume counts the unit cubes that pack a 3D space, so all three edges must be multiplied, not added, and the answer must be labeled in cubic units (like in³), not square units or a bare number.</w:t>
       </w:r>
     </w:p>
     <w:p>
@@ -1753,23 +1761,23 @@
           <w:b/>
           <w:bCs/>
         </w:rPr>
-        <w:t xml:space="preserve">6. onLevel — Spot the Common Mistake</w:t>
-      </w:r>
-    </w:p>
-    <w:p>
-      <w:pPr>
-        <w:spacing w:after="20" w:before="0"/>
-      </w:pPr>
-      <w:r>
-        <w:t xml:space="preserve">     The mistake is in Step 2.</w:t>
-      </w:r>
-    </w:p>
-    <w:p>
-      <w:pPr>
-        <w:spacing w:after="20" w:before="0"/>
-      </w:pPr>
-      <w:r>
-        <w:t xml:space="preserve">     Correct work: Follow the key idea: To find the volume of a box, multiply all three edges: V = length × width × height.</w:t>
+        <w:t xml:space="preserve">6. Spot the Mistake: Wrong Units</w:t>
+      </w:r>
+    </w:p>
+    <w:p>
+      <w:pPr>
+        <w:spacing w:after="20" w:before="0"/>
+      </w:pPr>
+      <w:r>
+        <w:t xml:space="preserve">     The mistake is in Step 4.</w:t>
+      </w:r>
+    </w:p>
+    <w:p>
+      <w:pPr>
+        <w:spacing w:after="20" w:before="0"/>
+      </w:pPr>
+      <w:r>
+        <w:t xml:space="preserve">     Correct work: The multiplication 7 × 5 × 6 = 210 is correct, but the label is wrong. Volume measures 3D space, so it must use cubic units: Volume = 210 in³, not in².</w:t>
       </w:r>
     </w:p>
     <w:p>
@@ -1801,7 +1809,7 @@
           <w:i/>
           <w:iCs/>
         </w:rPr>
-        <w:t xml:space="preserve">     Watch for: A common mistake in Volume with Whole Number Edges is skipping the key idea: "To find the volume of a box, multiply all three edges: V = length × width × height." — always check your work against this rule before you submit.</w:t>
+        <w:t xml:space="preserve">     Watch for: The most common mistake in Volume with Whole Number Edges is adding the three edges instead of multiplying them — writing 6 + 4 + 3 = 13 instead of 6 × 4 × 3 = 72. Volume counts the unit cubes that pack a 3D space, so all three edges must be multiplied, not added, and the answer must be labeled in cubic units (like in³), not square units or a bare number.</w:t>
       </w:r>
     </w:p>
     <w:p>
@@ -1833,7 +1841,7 @@
           <w:i/>
           <w:iCs/>
         </w:rPr>
-        <w:t xml:space="preserve">     Watch for: A common mistake in Volume with Whole Number Edges is skipping the key idea: "To find the volume of a box, multiply all three edges: V = length × width × height." — always check your work against this rule before you submit.</w:t>
+        <w:t xml:space="preserve">     Watch for: The most common mistake in Volume with Whole Number Edges is adding the three edges instead of multiplying them — writing 6 + 4 + 3 = 13 instead of 6 × 4 × 3 = 72. Volume counts the unit cubes that pack a 3D space, so all three edges must be multiplied, not added, and the answer must be labeled in cubic units (like in³), not square units or a bare number.</w:t>
       </w:r>
     </w:p>
     <w:p>
